--- a/Consolidated_Institutional_HOD_Report_April_2026.docx
+++ b/Consolidated_Institutional_HOD_Report_April_2026.docx
@@ -74,7 +74,7 @@
           <w:color w:val="C2410C"/>
           <w:sz w:val="26"/>
         </w:rPr>
-        <w:t>Institution: SANSKRITHI SCHOOL OF ENGINEERING | CONSOLIDATED INSTITUTIONAL REPORT</w:t>
+        <w:t>Institution: SANSKRITHI SCHOOL OF ENGINEERING | INSTITUTIONAL HOD PROGRESS REPORT</w:t>
       </w:r>
     </w:p>
     <w:p>
